--- a/templates/民事案件-法人或其它组织/3-2风险代理专用-新版民事委托合同.docx
+++ b/templates/民事案件-法人或其它组织/3-2风险代理专用-新版民事委托合同.docx
@@ -120,7 +120,7 @@
           <w:sz w:val="24"/>
           <w:szCs w:val="24"/>
         </w:rPr>
-        <w:t>{{二委托人}}</w:t>
+        <w:t>{{_2委托人}}</w:t>
       </w:r>
     </w:p>
     <w:p>
@@ -155,7 +155,7 @@
           <w:sz w:val="24"/>
           <w:szCs w:val="24"/>
         </w:rPr>
-        <w:t>营业执照号/统一社会信用代码：{{三证件号码}}</w:t>
+        <w:t>营业执照号/统一社会信用代码：{{_3证件号码}}</w:t>
       </w:r>
     </w:p>
     <w:p>
@@ -190,7 +190,7 @@
           <w:sz w:val="24"/>
           <w:szCs w:val="24"/>
         </w:rPr>
-        <w:t>法定代表人/负责人：{{四法定代表人}}</w:t>
+        <w:t>法定代表人/负责人：{{_4法定代表人}}</w:t>
       </w:r>
     </w:p>
     <w:p>
@@ -225,7 +225,7 @@
           <w:sz w:val="24"/>
           <w:szCs w:val="24"/>
         </w:rPr>
-        <w:t>地址：{{五地址}}</w:t>
+        <w:t>地址：{{_5地址}}</w:t>
       </w:r>
     </w:p>
     <w:p>
@@ -269,7 +269,7 @@
           <w:szCs w:val="24"/>
           <w:lang w:val="en-US" w:eastAsia="zh-CN"/>
         </w:rPr>
-        <w:t>{{六电话}}</w:t>
+        <w:t>{{_6电话}}</w:t>
       </w:r>
       <w:r>
         <w:rPr>
@@ -295,7 +295,7 @@
           <w:sz w:val="24"/>
           <w:szCs w:val="24"/>
         </w:rPr>
-        <w:t>微信号：{{七微信号}}</w:t>
+        <w:t>微信号：{{_7微信号}}</w:t>
       </w:r>
       <w:r>
         <w:rPr>
@@ -312,7 +312,7 @@
           <w:sz w:val="24"/>
           <w:szCs w:val="24"/>
         </w:rPr>
-        <w:t>{{八电子邮箱}}</w:t>
+        <w:t>{{_8电子邮箱}}</w:t>
       </w:r>
     </w:p>
     <w:p>
@@ -673,7 +673,7 @@
           <w:u w:val="single"/>
           <w:lang w:val="en-US" w:eastAsia="zh-CN"/>
         </w:rPr>
-        <w:t>{{九相对方与第三人}}</w:t>
+        <w:t>{{_9相对方与第三人}}</w:t>
       </w:r>
       <w:r>
         <w:rPr>
@@ -694,7 +694,7 @@
           <w:u w:val="none"/>
           <w:lang w:val="en-US" w:eastAsia="zh-CN"/>
         </w:rPr>
-        <w:t>{{十案由}}</w:t>
+        <w:t>{{_10案由}}</w:t>
       </w:r>
       <w:r>
         <w:rPr>
@@ -867,7 +867,7 @@
           <w:u w:val="single"/>
           <w:lang w:val="en-US" w:eastAsia="zh-CN"/>
         </w:rPr>
-        <w:t>{{十一代理律师}}</w:t>
+        <w:t>{{_11代理律师}}</w:t>
       </w:r>
       <w:r>
         <w:rPr>
@@ -2215,7 +2215,7 @@
           <w:u w:val="single"/>
           <w:lang w:val="en-US" w:eastAsia="zh-CN"/>
         </w:rPr>
-        <w:t>{{十二联系人}}</w:t>
+        <w:t>{{_12联系人}}</w:t>
       </w:r>
       <w:bookmarkStart w:id="0" w:name="_GoBack"/>
       <w:bookmarkEnd w:id="0"/>
@@ -2250,7 +2250,7 @@
           <w:u w:val="single"/>
           <w:lang w:val="en-US" w:eastAsia="zh-CN"/>
         </w:rPr>
-        <w:t xml:space="preserve">： {{六电话}} </w:t>
+        <w:t xml:space="preserve">： {{_6电话}} </w:t>
       </w:r>
       <w:r>
         <w:rPr>
@@ -2272,7 +2272,7 @@
           <w:u w:val="single"/>
           <w:lang w:val="en-US" w:eastAsia="zh-CN"/>
         </w:rPr>
-        <w:t xml:space="preserve"> {{八电子邮箱}} </w:t>
+        <w:t xml:space="preserve"> {{_8电子邮箱}} </w:t>
       </w:r>
       <w:r>
         <w:rPr>
@@ -2303,7 +2303,7 @@
           <w:u w:val="single"/>
           <w:lang w:val="en-US" w:eastAsia="zh-CN"/>
         </w:rPr>
-        <w:t xml:space="preserve"> {{七微信号}} </w:t>
+        <w:t xml:space="preserve"> {{_7微信号}} </w:t>
       </w:r>
       <w:r>
         <w:rPr>
@@ -2325,7 +2325,7 @@
           <w:u w:val="single"/>
           <w:lang w:val="en-US" w:eastAsia="zh-CN"/>
         </w:rPr>
-        <w:t xml:space="preserve"> {{五地址}} </w:t>
+        <w:t xml:space="preserve"> {{_5地址}} </w:t>
       </w:r>
       <w:r>
         <w:rPr>
@@ -5693,7 +5693,7 @@
                 <w:sz w:val="24"/>
                 <w:szCs w:val="24"/>
               </w:rPr>
-              <w:t>日期：{{一委托日期}}</w:t>
+              <w:t>日期：{{_1委托日期}}</w:t>
             </w:r>
           </w:p>
         </w:tc>
@@ -5836,7 +5836,7 @@
                 <w:sz w:val="24"/>
                 <w:szCs w:val="24"/>
               </w:rPr>
-              <w:t>日期：{{一委托日期}}</w:t>
+              <w:t>日期：{{_1委托日期}}</w:t>
             </w:r>
           </w:p>
         </w:tc>
@@ -6658,7 +6658,7 @@
           <w:szCs w:val="28"/>
           <w:lang w:val="en-US" w:eastAsia="zh-CN"/>
         </w:rPr>
-        <w:t>{{一委托日期}}</w:t>
+        <w:t>{{_1委托日期}}</w:t>
       </w:r>
     </w:p>
     <w:sectPr>
